--- a/source/PYTHON QS.docx
+++ b/source/PYTHON QS.docx
@@ -10674,6 +10674,488 @@
           <w:szCs w:val="16"/>
         </w:rPr>
         <w:t>what is object</w:t>
+      </w:r>
+    </w:p>
+    <w:p>
+      <w:pPr>
+        <w:pStyle w:val="ListParagraph"/>
+        <w:numPr>
+          <w:ilvl w:val="0"/>
+          <w:numId w:val="1"/>
+        </w:numPr>
+        <w:spacing w:line="240" w:lineRule="auto"/>
+        <w:rPr>
+          <w:rFonts w:ascii="Trebuchet MS" w:hAnsi="Trebuchet MS"/>
+          <w:sz w:val="16"/>
+          <w:szCs w:val="16"/>
+        </w:rPr>
+      </w:pPr>
+      <w:r>
+        <w:rPr>
+          <w:rFonts w:ascii="Trebuchet MS" w:hAnsi="Trebuchet MS"/>
+          <w:sz w:val="16"/>
+          <w:szCs w:val="16"/>
+        </w:rPr>
+        <w:t>difference between shallow copy and deep copy?</w:t>
+      </w:r>
+    </w:p>
+    <w:p>
+      <w:pPr>
+        <w:pStyle w:val="ListParagraph"/>
+        <w:numPr>
+          <w:ilvl w:val="0"/>
+          <w:numId w:val="1"/>
+        </w:numPr>
+        <w:spacing w:line="240" w:lineRule="auto"/>
+        <w:rPr>
+          <w:rFonts w:ascii="Trebuchet MS" w:hAnsi="Trebuchet MS"/>
+          <w:sz w:val="16"/>
+          <w:szCs w:val="16"/>
+        </w:rPr>
+      </w:pPr>
+      <w:r>
+        <w:rPr>
+          <w:rFonts w:ascii="Trebuchet MS" w:hAnsi="Trebuchet MS"/>
+          <w:sz w:val="16"/>
+          <w:szCs w:val="16"/>
+        </w:rPr>
+        <w:t>a = [1,0,</w:t>
+      </w:r>
+      <w:proofErr w:type="gramStart"/>
+      <w:r>
+        <w:rPr>
+          <w:rFonts w:ascii="Trebuchet MS" w:hAnsi="Trebuchet MS"/>
+          <w:sz w:val="16"/>
+          <w:szCs w:val="16"/>
+        </w:rPr>
+        <w:t>1,-</w:t>
+      </w:r>
+      <w:proofErr w:type="gramEnd"/>
+      <w:r>
+        <w:rPr>
+          <w:rFonts w:ascii="Trebuchet MS" w:hAnsi="Trebuchet MS"/>
+          <w:sz w:val="16"/>
+          <w:szCs w:val="16"/>
+        </w:rPr>
+        <w:t>1,4,63,24,67</w:t>
+      </w:r>
+      <w:proofErr w:type="gramStart"/>
+      <w:r>
+        <w:rPr>
+          <w:rFonts w:ascii="Trebuchet MS" w:hAnsi="Trebuchet MS"/>
+          <w:sz w:val="16"/>
+          <w:szCs w:val="16"/>
+        </w:rPr>
+        <w:t>]</w:t>
+      </w:r>
+      <w:r>
+        <w:rPr>
+          <w:rFonts w:ascii="Trebuchet MS" w:hAnsi="Trebuchet MS"/>
+          <w:sz w:val="16"/>
+          <w:szCs w:val="16"/>
+        </w:rPr>
+        <w:t xml:space="preserve">  </w:t>
+      </w:r>
+      <w:r>
+        <w:rPr>
+          <w:rFonts w:ascii="Trebuchet MS" w:hAnsi="Trebuchet MS"/>
+          <w:b/>
+          <w:bCs/>
+          <w:sz w:val="16"/>
+          <w:szCs w:val="16"/>
+          <w:highlight w:val="yellow"/>
+        </w:rPr>
+        <w:t>CHECK</w:t>
+      </w:r>
+      <w:proofErr w:type="gramEnd"/>
+      <w:r>
+        <w:rPr>
+          <w:rFonts w:ascii="Trebuchet MS" w:hAnsi="Trebuchet MS"/>
+          <w:b/>
+          <w:bCs/>
+          <w:sz w:val="16"/>
+          <w:szCs w:val="16"/>
+          <w:highlight w:val="yellow"/>
+        </w:rPr>
+        <w:t xml:space="preserve"> MEE</w:t>
+      </w:r>
+    </w:p>
+    <w:p>
+      <w:pPr>
+        <w:spacing w:line="240" w:lineRule="auto"/>
+        <w:ind w:left="720"/>
+        <w:rPr>
+          <w:rFonts w:ascii="Trebuchet MS" w:hAnsi="Trebuchet MS"/>
+          <w:sz w:val="16"/>
+          <w:szCs w:val="16"/>
+        </w:rPr>
+      </w:pPr>
+      <w:r>
+        <w:rPr>
+          <w:rFonts w:ascii="Trebuchet MS" w:hAnsi="Trebuchet MS"/>
+          <w:sz w:val="16"/>
+          <w:szCs w:val="16"/>
+        </w:rPr>
+        <w:t>t =1</w:t>
+      </w:r>
+    </w:p>
+    <w:p>
+      <w:pPr>
+        <w:spacing w:line="240" w:lineRule="auto"/>
+        <w:ind w:left="720"/>
+        <w:rPr>
+          <w:rFonts w:ascii="Trebuchet MS" w:hAnsi="Trebuchet MS"/>
+          <w:sz w:val="16"/>
+          <w:szCs w:val="16"/>
+        </w:rPr>
+      </w:pPr>
+      <w:r>
+        <w:rPr>
+          <w:rFonts w:ascii="Trebuchet MS" w:hAnsi="Trebuchet MS"/>
+          <w:sz w:val="16"/>
+          <w:szCs w:val="16"/>
+        </w:rPr>
+        <w:t>find the combination of any three numbers from list a whose sum is t</w:t>
+      </w:r>
+    </w:p>
+    <w:p>
+      <w:pPr>
+        <w:pStyle w:val="ListParagraph"/>
+        <w:numPr>
+          <w:ilvl w:val="0"/>
+          <w:numId w:val="1"/>
+        </w:numPr>
+        <w:spacing w:line="240" w:lineRule="auto"/>
+        <w:rPr>
+          <w:rFonts w:ascii="Trebuchet MS" w:hAnsi="Trebuchet MS"/>
+          <w:sz w:val="16"/>
+          <w:szCs w:val="16"/>
+        </w:rPr>
+      </w:pPr>
+      <w:r>
+        <w:rPr>
+          <w:rFonts w:ascii="Trebuchet MS" w:hAnsi="Trebuchet MS"/>
+          <w:sz w:val="16"/>
+          <w:szCs w:val="16"/>
+        </w:rPr>
+        <w:t>Dictionaries input {</w:t>
+      </w:r>
+      <w:proofErr w:type="spellStart"/>
+      <w:proofErr w:type="gramStart"/>
+      <w:r>
+        <w:rPr>
+          <w:rFonts w:ascii="Trebuchet MS" w:hAnsi="Trebuchet MS"/>
+          <w:sz w:val="16"/>
+          <w:szCs w:val="16"/>
+        </w:rPr>
+        <w:t>a:b</w:t>
+      </w:r>
+      <w:proofErr w:type="spellEnd"/>
+      <w:proofErr w:type="gramEnd"/>
+      <w:r>
+        <w:rPr>
+          <w:rFonts w:ascii="Trebuchet MS" w:hAnsi="Trebuchet MS"/>
+          <w:sz w:val="16"/>
+          <w:szCs w:val="16"/>
+        </w:rPr>
+        <w:t>} {</w:t>
+      </w:r>
+      <w:proofErr w:type="spellStart"/>
+      <w:proofErr w:type="gramStart"/>
+      <w:r>
+        <w:rPr>
+          <w:rFonts w:ascii="Trebuchet MS" w:hAnsi="Trebuchet MS"/>
+          <w:sz w:val="16"/>
+          <w:szCs w:val="16"/>
+        </w:rPr>
+        <w:t>c:d</w:t>
+      </w:r>
+      <w:proofErr w:type="spellEnd"/>
+      <w:proofErr w:type="gramEnd"/>
+      <w:r>
+        <w:rPr>
+          <w:rFonts w:ascii="Trebuchet MS" w:hAnsi="Trebuchet MS"/>
+          <w:sz w:val="16"/>
+          <w:szCs w:val="16"/>
+        </w:rPr>
+        <w:t>} output. {</w:t>
+      </w:r>
+      <w:proofErr w:type="spellStart"/>
+      <w:r>
+        <w:rPr>
+          <w:rFonts w:ascii="Trebuchet MS" w:hAnsi="Trebuchet MS"/>
+          <w:sz w:val="16"/>
+          <w:szCs w:val="16"/>
+        </w:rPr>
+        <w:t>a:</w:t>
+      </w:r>
+      <w:proofErr w:type="gramStart"/>
+      <w:r>
+        <w:rPr>
+          <w:rFonts w:ascii="Trebuchet MS" w:hAnsi="Trebuchet MS"/>
+          <w:sz w:val="16"/>
+          <w:szCs w:val="16"/>
+        </w:rPr>
+        <w:t>c,b</w:t>
+      </w:r>
+      <w:proofErr w:type="gramEnd"/>
+      <w:r>
+        <w:rPr>
+          <w:rFonts w:ascii="Trebuchet MS" w:hAnsi="Trebuchet MS"/>
+          <w:sz w:val="16"/>
+          <w:szCs w:val="16"/>
+        </w:rPr>
+        <w:t>:d</w:t>
+      </w:r>
+      <w:proofErr w:type="spellEnd"/>
+      <w:r>
+        <w:rPr>
+          <w:rFonts w:ascii="Trebuchet MS" w:hAnsi="Trebuchet MS"/>
+          <w:sz w:val="16"/>
+          <w:szCs w:val="16"/>
+        </w:rPr>
+        <w:t>}</w:t>
+      </w:r>
+    </w:p>
+    <w:p>
+      <w:pPr>
+        <w:spacing w:line="240" w:lineRule="auto"/>
+        <w:ind w:left="720"/>
+        <w:rPr>
+          <w:rFonts w:ascii="Trebuchet MS" w:hAnsi="Trebuchet MS"/>
+          <w:sz w:val="16"/>
+          <w:szCs w:val="16"/>
+        </w:rPr>
+      </w:pPr>
+      <w:r>
+        <w:rPr>
+          <w:rFonts w:ascii="Trebuchet MS" w:hAnsi="Trebuchet MS"/>
+          <w:sz w:val="16"/>
+          <w:szCs w:val="16"/>
+        </w:rPr>
+        <w:t xml:space="preserve"> </w:t>
+      </w:r>
+      <w:r>
+        <w:rPr>
+          <w:rFonts w:ascii="Trebuchet MS" w:hAnsi="Trebuchet MS"/>
+          <w:sz w:val="16"/>
+          <w:szCs w:val="16"/>
+        </w:rPr>
+        <w:t>d1 = {'a': 'b'}</w:t>
+      </w:r>
+    </w:p>
+    <w:p>
+      <w:pPr>
+        <w:spacing w:line="240" w:lineRule="auto"/>
+        <w:ind w:left="720"/>
+        <w:rPr>
+          <w:rFonts w:ascii="Trebuchet MS" w:hAnsi="Trebuchet MS"/>
+          <w:sz w:val="16"/>
+          <w:szCs w:val="16"/>
+        </w:rPr>
+      </w:pPr>
+      <w:r>
+        <w:rPr>
+          <w:rFonts w:ascii="Trebuchet MS" w:hAnsi="Trebuchet MS"/>
+          <w:sz w:val="16"/>
+          <w:szCs w:val="16"/>
+        </w:rPr>
+        <w:t>d2 = {'c': 'd'}</w:t>
+      </w:r>
+    </w:p>
+    <w:p>
+      <w:pPr>
+        <w:spacing w:line="240" w:lineRule="auto"/>
+        <w:ind w:left="720"/>
+        <w:rPr>
+          <w:rFonts w:ascii="Trebuchet MS" w:hAnsi="Trebuchet MS"/>
+          <w:sz w:val="16"/>
+          <w:szCs w:val="16"/>
+        </w:rPr>
+      </w:pPr>
+      <w:r>
+        <w:rPr>
+          <w:rFonts w:ascii="Trebuchet MS" w:hAnsi="Trebuchet MS"/>
+          <w:sz w:val="16"/>
+          <w:szCs w:val="16"/>
+        </w:rPr>
+        <w:t xml:space="preserve">k1, v1 = </w:t>
+      </w:r>
+      <w:r>
+        <w:rPr>
+          <w:rFonts w:ascii="Trebuchet MS" w:hAnsi="Trebuchet MS"/>
+          <w:sz w:val="16"/>
+          <w:szCs w:val="16"/>
+          <w:highlight w:val="yellow"/>
+        </w:rPr>
+        <w:t>list(d</w:t>
+      </w:r>
+      <w:proofErr w:type="gramStart"/>
+      <w:r>
+        <w:rPr>
+          <w:rFonts w:ascii="Trebuchet MS" w:hAnsi="Trebuchet MS"/>
+          <w:sz w:val="16"/>
+          <w:szCs w:val="16"/>
+          <w:highlight w:val="yellow"/>
+        </w:rPr>
+        <w:t>1.items</w:t>
+      </w:r>
+      <w:proofErr w:type="gramEnd"/>
+      <w:r>
+        <w:rPr>
+          <w:rFonts w:ascii="Trebuchet MS" w:hAnsi="Trebuchet MS"/>
+          <w:sz w:val="16"/>
+          <w:szCs w:val="16"/>
+          <w:highlight w:val="yellow"/>
+        </w:rPr>
+        <w:t>(</w:t>
+      </w:r>
+      <w:proofErr w:type="gramStart"/>
+      <w:r>
+        <w:rPr>
+          <w:rFonts w:ascii="Trebuchet MS" w:hAnsi="Trebuchet MS"/>
+          <w:sz w:val="16"/>
+          <w:szCs w:val="16"/>
+          <w:highlight w:val="yellow"/>
+        </w:rPr>
+        <w:t>))[</w:t>
+      </w:r>
+      <w:proofErr w:type="gramEnd"/>
+      <w:r>
+        <w:rPr>
+          <w:rFonts w:ascii="Trebuchet MS" w:hAnsi="Trebuchet MS"/>
+          <w:sz w:val="16"/>
+          <w:szCs w:val="16"/>
+          <w:highlight w:val="yellow"/>
+        </w:rPr>
+        <w:t>0]</w:t>
+      </w:r>
+    </w:p>
+    <w:p>
+      <w:pPr>
+        <w:spacing w:line="240" w:lineRule="auto"/>
+        <w:ind w:left="720"/>
+        <w:rPr>
+          <w:rFonts w:ascii="Trebuchet MS" w:hAnsi="Trebuchet MS"/>
+          <w:sz w:val="16"/>
+          <w:szCs w:val="16"/>
+        </w:rPr>
+      </w:pPr>
+      <w:r>
+        <w:rPr>
+          <w:rFonts w:ascii="Trebuchet MS" w:hAnsi="Trebuchet MS"/>
+          <w:sz w:val="16"/>
+          <w:szCs w:val="16"/>
+        </w:rPr>
+        <w:t>k2, v2 = list(d</w:t>
+      </w:r>
+      <w:proofErr w:type="gramStart"/>
+      <w:r>
+        <w:rPr>
+          <w:rFonts w:ascii="Trebuchet MS" w:hAnsi="Trebuchet MS"/>
+          <w:sz w:val="16"/>
+          <w:szCs w:val="16"/>
+        </w:rPr>
+        <w:t>2.items</w:t>
+      </w:r>
+      <w:proofErr w:type="gramEnd"/>
+      <w:r>
+        <w:rPr>
+          <w:rFonts w:ascii="Trebuchet MS" w:hAnsi="Trebuchet MS"/>
+          <w:sz w:val="16"/>
+          <w:szCs w:val="16"/>
+        </w:rPr>
+        <w:t>(</w:t>
+      </w:r>
+      <w:proofErr w:type="gramStart"/>
+      <w:r>
+        <w:rPr>
+          <w:rFonts w:ascii="Trebuchet MS" w:hAnsi="Trebuchet MS"/>
+          <w:sz w:val="16"/>
+          <w:szCs w:val="16"/>
+        </w:rPr>
+        <w:t>))[</w:t>
+      </w:r>
+      <w:proofErr w:type="gramEnd"/>
+      <w:r>
+        <w:rPr>
+          <w:rFonts w:ascii="Trebuchet MS" w:hAnsi="Trebuchet MS"/>
+          <w:sz w:val="16"/>
+          <w:szCs w:val="16"/>
+        </w:rPr>
+        <w:t>0]</w:t>
+      </w:r>
+    </w:p>
+    <w:p>
+      <w:pPr>
+        <w:spacing w:line="240" w:lineRule="auto"/>
+        <w:ind w:left="720"/>
+        <w:rPr>
+          <w:rFonts w:ascii="Trebuchet MS" w:hAnsi="Trebuchet MS"/>
+          <w:sz w:val="16"/>
+          <w:szCs w:val="16"/>
+        </w:rPr>
+      </w:pPr>
+      <w:r>
+        <w:rPr>
+          <w:rFonts w:ascii="Trebuchet MS" w:hAnsi="Trebuchet MS"/>
+          <w:sz w:val="16"/>
+          <w:szCs w:val="16"/>
+        </w:rPr>
+        <w:t>result = {k1: k2, v1: v2}</w:t>
+      </w:r>
+    </w:p>
+    <w:p>
+      <w:pPr>
+        <w:spacing w:line="240" w:lineRule="auto"/>
+        <w:ind w:left="720"/>
+        <w:rPr>
+          <w:rFonts w:ascii="Trebuchet MS" w:hAnsi="Trebuchet MS"/>
+          <w:sz w:val="16"/>
+          <w:szCs w:val="16"/>
+        </w:rPr>
+      </w:pPr>
+      <w:r>
+        <w:rPr>
+          <w:rFonts w:ascii="Trebuchet MS" w:hAnsi="Trebuchet MS"/>
+          <w:sz w:val="16"/>
+          <w:szCs w:val="16"/>
+        </w:rPr>
+        <w:t>print(result)</w:t>
+      </w:r>
+    </w:p>
+    <w:p>
+      <w:pPr>
+        <w:pStyle w:val="ListParagraph"/>
+        <w:spacing w:line="240" w:lineRule="auto"/>
+        <w:rPr>
+          <w:rFonts w:ascii="Trebuchet MS" w:hAnsi="Trebuchet MS"/>
+          <w:sz w:val="16"/>
+          <w:szCs w:val="16"/>
+        </w:rPr>
+      </w:pPr>
+    </w:p>
+    <w:p>
+      <w:pPr>
+        <w:pStyle w:val="ListParagraph"/>
+        <w:numPr>
+          <w:ilvl w:val="0"/>
+          <w:numId w:val="1"/>
+        </w:numPr>
+        <w:spacing w:line="240" w:lineRule="auto"/>
+        <w:rPr>
+          <w:rFonts w:ascii="Trebuchet MS" w:hAnsi="Trebuchet MS"/>
+          <w:sz w:val="16"/>
+          <w:szCs w:val="16"/>
+        </w:rPr>
+      </w:pPr>
+      <w:r>
+        <w:rPr>
+          <w:rFonts w:ascii="Trebuchet MS" w:hAnsi="Trebuchet MS"/>
+          <w:sz w:val="16"/>
+          <w:szCs w:val="16"/>
+        </w:rPr>
+        <w:t>Set vs tuple which is faster performance wise</w:t>
       </w:r>
     </w:p>
     <w:p>
